--- a/Fase 1/Evidencias Grupales/Informe_Definicion_Proyecto_APT.docx
+++ b/Fase 1/Evidencias Grupales/Informe_Definicion_Proyecto_APT.docx
@@ -252,7 +252,7 @@
     </w:p>
     <w:sdt>
       <w:sdtPr>
-        <w:id w:val="-1642173388"/>
+        <w:id w:val="1233577432"/>
         <w:docPartObj>
           <w:docPartGallery w:val="Table of Contents"/>
           <w:docPartUnique w:val="1"/>
@@ -1624,7 +1624,7 @@
         </w:rPr>
         <w:t xml:space="preserve"> Mancilla, Rodrigo</w:t>
         <w:br w:type="textWrapping"/>
-        <w:t xml:space="preserve">Siempre me ha interesado el área de prevención de riesgos de ciberseguridad. Siento que la programación se limita en solo hacer funcionar y debuggear, mientras que en el ámbito de la seguridad informática uno compite con otra persona en anticipar ataques y vulnerabilidades lo cual requiere mucha más creatividad. Y con la gestión de riesgos uno requiere de una mentalidad más estratégica ante los riesgos que puedan afectar el negocio. Medidas de seguridad y de prevención como el uso de la gestión de roles e implementar BD locales son ejemplos de ello que beneficiarán a nuestro proyecto.</w:t>
+        <w:t xml:space="preserve">Siempre me ha interesado el área de prevención de riesgos y ciberseguridad. Siento que la programación se limita en solo hacer funcionar y debuggear, mientras que en el ámbito de la seguridad informática uno compite con otra persona en anticipar ataques y vulnerabilidades lo cual requiere mucha más creatividad. Y con la gestión de riesgos uno requiere de una mentalidad más estratégica ante los riesgos que puedan afectar el negocio. Medidas de seguridad y de prevención como el uso de la gestión de roles e implementar BD locales son ejemplos de ello que beneficiarán a nuestro proyecto.</w:t>
       </w:r>
     </w:p>
     <w:p>
